--- a/14_ACP01/ACP01 - Module 3 - Security & Compliance/ACP01 - Module 3.5 - Monitoring & Logging - Revision Notes.docx
+++ b/14_ACP01/ACP01 - Module 3 - Security & Compliance/ACP01 - Module 3.5 - Monitoring & Logging - Revision Notes.docx
@@ -128,7 +128,332 @@
       </w:r>
     </w:p>
     <w:p/>
+    <w:p>
+      <w:r>
+        <w:rPr>
+          <w:noProof/>
+        </w:rPr>
+        <w:lastRenderedPageBreak/>
+        <w:drawing>
+          <wp:inline distT="0" distB="0" distL="0" distR="0" wp14:anchorId="7BEB0059" wp14:editId="01793FE9">
+            <wp:extent cx="3429479" cy="3057952"/>
+            <wp:effectExtent l="0" t="0" r="0" b="9525"/>
+            <wp:docPr id="1269157812" name="Picture 1"/>
+            <wp:cNvGraphicFramePr>
+              <a:graphicFrameLocks xmlns:a="http://schemas.openxmlformats.org/drawingml/2006/main" noChangeAspect="1"/>
+            </wp:cNvGraphicFramePr>
+            <a:graphic xmlns:a="http://schemas.openxmlformats.org/drawingml/2006/main">
+              <a:graphicData uri="http://schemas.openxmlformats.org/drawingml/2006/picture">
+                <pic:pic xmlns:pic="http://schemas.openxmlformats.org/drawingml/2006/picture">
+                  <pic:nvPicPr>
+                    <pic:cNvPr id="1269157812" name=""/>
+                    <pic:cNvPicPr/>
+                  </pic:nvPicPr>
+                  <pic:blipFill>
+                    <a:blip r:embed="rId8"/>
+                    <a:stretch>
+                      <a:fillRect/>
+                    </a:stretch>
+                  </pic:blipFill>
+                  <pic:spPr>
+                    <a:xfrm>
+                      <a:off x="0" y="0"/>
+                      <a:ext cx="3429479" cy="3057952"/>
+                    </a:xfrm>
+                    <a:prstGeom prst="rect">
+                      <a:avLst/>
+                    </a:prstGeom>
+                  </pic:spPr>
+                </pic:pic>
+              </a:graphicData>
+            </a:graphic>
+          </wp:inline>
+        </w:drawing>
+      </w:r>
+    </w:p>
     <w:p/>
+    <w:p/>
+    <w:p/>
+    <w:p/>
+    <w:p/>
+    <w:p/>
+    <w:p/>
+    <w:p/>
+    <w:p>
+      <w:r>
+        <w:rPr>
+          <w:noProof/>
+        </w:rPr>
+        <w:lastRenderedPageBreak/>
+        <w:drawing>
+          <wp:inline distT="0" distB="0" distL="0" distR="0" wp14:anchorId="6431E78D" wp14:editId="6BB4CAF8">
+            <wp:extent cx="8831597" cy="1381125"/>
+            <wp:effectExtent l="0" t="0" r="7620" b="0"/>
+            <wp:docPr id="673149167" name="Picture 1"/>
+            <wp:cNvGraphicFramePr>
+              <a:graphicFrameLocks xmlns:a="http://schemas.openxmlformats.org/drawingml/2006/main" noChangeAspect="1"/>
+            </wp:cNvGraphicFramePr>
+            <a:graphic xmlns:a="http://schemas.openxmlformats.org/drawingml/2006/main">
+              <a:graphicData uri="http://schemas.openxmlformats.org/drawingml/2006/picture">
+                <pic:pic xmlns:pic="http://schemas.openxmlformats.org/drawingml/2006/picture">
+                  <pic:nvPicPr>
+                    <pic:cNvPr id="673149167" name=""/>
+                    <pic:cNvPicPr/>
+                  </pic:nvPicPr>
+                  <pic:blipFill>
+                    <a:blip r:embed="rId9"/>
+                    <a:stretch>
+                      <a:fillRect/>
+                    </a:stretch>
+                  </pic:blipFill>
+                  <pic:spPr>
+                    <a:xfrm>
+                      <a:off x="0" y="0"/>
+                      <a:ext cx="8840568" cy="1382528"/>
+                    </a:xfrm>
+                    <a:prstGeom prst="rect">
+                      <a:avLst/>
+                    </a:prstGeom>
+                  </pic:spPr>
+                </pic:pic>
+              </a:graphicData>
+            </a:graphic>
+          </wp:inline>
+        </w:drawing>
+      </w:r>
+    </w:p>
+    <w:p>
+      <w:r>
+        <w:rPr>
+          <w:noProof/>
+        </w:rPr>
+        <w:drawing>
+          <wp:inline distT="0" distB="0" distL="0" distR="0" wp14:anchorId="747A0025" wp14:editId="361A6802">
+            <wp:extent cx="8810625" cy="3038081"/>
+            <wp:effectExtent l="0" t="0" r="0" b="0"/>
+            <wp:docPr id="1369811845" name="Picture 1"/>
+            <wp:cNvGraphicFramePr>
+              <a:graphicFrameLocks xmlns:a="http://schemas.openxmlformats.org/drawingml/2006/main" noChangeAspect="1"/>
+            </wp:cNvGraphicFramePr>
+            <a:graphic xmlns:a="http://schemas.openxmlformats.org/drawingml/2006/main">
+              <a:graphicData uri="http://schemas.openxmlformats.org/drawingml/2006/picture">
+                <pic:pic xmlns:pic="http://schemas.openxmlformats.org/drawingml/2006/picture">
+                  <pic:nvPicPr>
+                    <pic:cNvPr id="1369811845" name=""/>
+                    <pic:cNvPicPr/>
+                  </pic:nvPicPr>
+                  <pic:blipFill>
+                    <a:blip r:embed="rId10"/>
+                    <a:stretch>
+                      <a:fillRect/>
+                    </a:stretch>
+                  </pic:blipFill>
+                  <pic:spPr>
+                    <a:xfrm>
+                      <a:off x="0" y="0"/>
+                      <a:ext cx="8815132" cy="3039635"/>
+                    </a:xfrm>
+                    <a:prstGeom prst="rect">
+                      <a:avLst/>
+                    </a:prstGeom>
+                  </pic:spPr>
+                </pic:pic>
+              </a:graphicData>
+            </a:graphic>
+          </wp:inline>
+        </w:drawing>
+      </w:r>
+    </w:p>
+    <w:p/>
+    <w:p/>
+    <w:p/>
+    <w:p/>
+    <w:p/>
+    <w:p/>
+    <w:p>
+      <w:r>
+        <w:lastRenderedPageBreak/>
+        <w:drawing>
+          <wp:inline distT="0" distB="0" distL="0" distR="0" wp14:anchorId="4066390A" wp14:editId="2CA71824">
+            <wp:extent cx="6458851" cy="5887272"/>
+            <wp:effectExtent l="0" t="0" r="0" b="0"/>
+            <wp:docPr id="1489347520" name="Picture 1"/>
+            <wp:cNvGraphicFramePr>
+              <a:graphicFrameLocks xmlns:a="http://schemas.openxmlformats.org/drawingml/2006/main" noChangeAspect="1"/>
+            </wp:cNvGraphicFramePr>
+            <a:graphic xmlns:a="http://schemas.openxmlformats.org/drawingml/2006/main">
+              <a:graphicData uri="http://schemas.openxmlformats.org/drawingml/2006/picture">
+                <pic:pic xmlns:pic="http://schemas.openxmlformats.org/drawingml/2006/picture">
+                  <pic:nvPicPr>
+                    <pic:cNvPr id="1489347520" name=""/>
+                    <pic:cNvPicPr/>
+                  </pic:nvPicPr>
+                  <pic:blipFill>
+                    <a:blip r:embed="rId11"/>
+                    <a:stretch>
+                      <a:fillRect/>
+                    </a:stretch>
+                  </pic:blipFill>
+                  <pic:spPr>
+                    <a:xfrm>
+                      <a:off x="0" y="0"/>
+                      <a:ext cx="6458851" cy="5887272"/>
+                    </a:xfrm>
+                    <a:prstGeom prst="rect">
+                      <a:avLst/>
+                    </a:prstGeom>
+                  </pic:spPr>
+                </pic:pic>
+              </a:graphicData>
+            </a:graphic>
+          </wp:inline>
+        </w:drawing>
+      </w:r>
+    </w:p>
+    <w:p/>
+    <w:p/>
+    <w:p>
+      <w:r>
+        <w:lastRenderedPageBreak/>
+        <w:t xml:space="preserve">1/ </w:t>
+      </w:r>
+      <w:r>
+        <w:t>Managing user access to AWS resources</w:t>
+      </w:r>
+    </w:p>
+    <w:p>
+      <w:r>
+        <w:t xml:space="preserve">2/ </w:t>
+      </w:r>
+      <w:r>
+        <w:t xml:space="preserve">IAM </w:t>
+      </w:r>
+      <w:r>
+        <w:t>G</w:t>
+      </w:r>
+      <w:r>
+        <w:t>roup </w:t>
+      </w:r>
+    </w:p>
+    <w:p>
+      <w:r>
+        <w:t xml:space="preserve">3/ </w:t>
+      </w:r>
+      <w:r>
+        <w:t>Physical security of data centres</w:t>
+      </w:r>
+    </w:p>
+    <w:p>
+      <w:r>
+        <w:t xml:space="preserve">4/ </w:t>
+      </w:r>
+      <w:r>
+        <w:t>AWS CloudTrail</w:t>
+      </w:r>
+    </w:p>
+    <w:p>
+      <w:r>
+        <w:t xml:space="preserve">5/ </w:t>
+      </w:r>
+      <w:r>
+        <w:t>Enable MFA</w:t>
+      </w:r>
+    </w:p>
+    <w:p>
+      <w:r>
+        <w:lastRenderedPageBreak/>
+        <w:drawing>
+          <wp:inline distT="0" distB="0" distL="0" distR="0" wp14:anchorId="23AE5048" wp14:editId="714A9712">
+            <wp:extent cx="5742940" cy="6659245"/>
+            <wp:effectExtent l="0" t="0" r="0" b="8255"/>
+            <wp:docPr id="1371462144" name="Picture 1"/>
+            <wp:cNvGraphicFramePr>
+              <a:graphicFrameLocks xmlns:a="http://schemas.openxmlformats.org/drawingml/2006/main" noChangeAspect="1"/>
+            </wp:cNvGraphicFramePr>
+            <a:graphic xmlns:a="http://schemas.openxmlformats.org/drawingml/2006/main">
+              <a:graphicData uri="http://schemas.openxmlformats.org/drawingml/2006/picture">
+                <pic:pic xmlns:pic="http://schemas.openxmlformats.org/drawingml/2006/picture">
+                  <pic:nvPicPr>
+                    <pic:cNvPr id="1371462144" name=""/>
+                    <pic:cNvPicPr/>
+                  </pic:nvPicPr>
+                  <pic:blipFill>
+                    <a:blip r:embed="rId12"/>
+                    <a:stretch>
+                      <a:fillRect/>
+                    </a:stretch>
+                  </pic:blipFill>
+                  <pic:spPr>
+                    <a:xfrm>
+                      <a:off x="0" y="0"/>
+                      <a:ext cx="5742940" cy="6659245"/>
+                    </a:xfrm>
+                    <a:prstGeom prst="rect">
+                      <a:avLst/>
+                    </a:prstGeom>
+                  </pic:spPr>
+                </pic:pic>
+              </a:graphicData>
+            </a:graphic>
+          </wp:inline>
+        </w:drawing>
+      </w:r>
+    </w:p>
+    <w:p>
+      <w:r>
+        <w:lastRenderedPageBreak/>
+        <w:t xml:space="preserve">6/ </w:t>
+      </w:r>
+      <w:r>
+        <w:t>Use least privilege</w:t>
+      </w:r>
+    </w:p>
+    <w:p>
+      <w:r>
+        <w:t xml:space="preserve">7/ </w:t>
+      </w:r>
+      <w:r>
+        <w:t>AWS Config</w:t>
+      </w:r>
+    </w:p>
+    <w:p>
+      <w:r>
+        <w:t xml:space="preserve">8/ </w:t>
+      </w:r>
+      <w:r>
+        <w:t>AWS GuardDuty</w:t>
+      </w:r>
+    </w:p>
+    <w:p>
+      <w:r>
+        <w:t xml:space="preserve">9/ </w:t>
+      </w:r>
+      <w:r>
+        <w:t>Unauthorised console access</w:t>
+      </w:r>
+    </w:p>
+    <w:p>
+      <w:r>
+        <w:t xml:space="preserve">10/ </w:t>
+      </w:r>
+      <w:r>
+        <w:t xml:space="preserve">IAM </w:t>
+      </w:r>
+      <w:r>
+        <w:t>R</w:t>
+      </w:r>
+      <w:r>
+        <w:t>ole</w:t>
+      </w:r>
+    </w:p>
+    <w:p>
+      <w:r>
+        <w:t xml:space="preserve">11/ </w:t>
+      </w:r>
+      <w:r>
+        <w:t>Amazon CloudWatch</w:t>
+      </w:r>
+    </w:p>
     <w:sectPr>
       <w:pgSz w:w="16838" w:h="11906" w:orient="landscape"/>
       <w:pgMar w:top="851" w:right="1440" w:bottom="568" w:left="1440" w:header="708" w:footer="708" w:gutter="0"/>
@@ -2427,7 +2752,6 @@
   <w:style w:type="character" w:default="1" w:styleId="DefaultParagraphFont">
     <w:name w:val="Default Paragraph Font"/>
     <w:uiPriority w:val="1"/>
-    <w:semiHidden/>
     <w:unhideWhenUsed/>
   </w:style>
   <w:style w:type="table" w:default="1" w:styleId="TableNormal">
